--- a/paper.docx
+++ b/paper.docx
@@ -827,7 +827,7 @@
           <w:color w:val="000000"/>
           <w:sz w:val="24"/>
         </w:rPr>
-        <w:t>教师担心小组活动打乱节奏、耽误知识点落实，于是把问答流程写进教案的每一分钟：先问什么、谁来答、标准句是哪一句，全预置完毕。课堂追求永远的平衡与有序，容不得“失衡后的再平衡”。一旦教案被执行完毕，互动就被宣告完成。形式困局看起来是“问法单一”，根子却是不敢把时间交给不确定的对话。</w:t>
+        <w:t>教师担心小组活动打乱节奏、耽误知识点落实，于是把问答流程写进教案的每一分钟：先问什么、谁来答、标准句是哪一句，全预置完毕。课堂追求永远的平衡与有序，容不得“失衡后的再平衡”。形式困局看起来是“问法单一”，根子却是不敢把时间交给不确定的对话。</w:t>
       </w:r>
     </w:p>
     <w:p>
@@ -2773,6 +2773,24 @@
         </w:tc>
       </w:tr>
     </w:tbl>
+    <w:p>
+      <w:pPr>
+        <w:keepNext w:val="0"/>
+        <w:widowControl/>
+        <w:spacing w:before="0" w:after="0" w:line="360" w:lineRule="auto"/>
+        <w:ind w:firstLine="480"/>
+        <w:jc w:val="both"/>
+      </w:pPr>
+      <w:r>
+        <w:rPr>
+          <w:rFonts w:ascii="Times New Roman" w:hAnsi="Times New Roman" w:eastAsia="宋体" w:cs="Times New Roman"/>
+          <w:b w:val="0"/>
+          <w:color w:val="000000"/>
+          <w:sz w:val="24"/>
+        </w:rPr>
+        <w:t>课前另备一张“一分钟诊断单”，决定本课从哪一阶起步：先看通道开没开（有没有小组与生生追问），再看权责正不正（发言是否被少数人独占），最后看边界守没守（AI有没有给出终答、评分有没有当众惩戒）。卡在第一层，只做破程；卡在第二层，破程之后必做复权；三层都松动，才进入守界的精细校准。诊断单逼着教师把策略写成阶梯，而不是把九个做法一次性堆进同一节课。</w:t>
+      </w:r>
+    </w:p>
     <w:p>
       <w:pPr>
         <w:pStyle w:val="Heading2"/>
@@ -6303,7 +6321,7 @@
           <w:color w:val="000000"/>
           <w:sz w:val="24"/>
         </w:rPr>
-        <w:t>1. 课型分责：识写阅读，表达各守人机边界</w:t>
+        <w:t>1. 课型分责：分型定界，识写表达各守边界</w:t>
       </w:r>
     </w:p>
     <w:p>
@@ -7095,7 +7113,7 @@
           <w:color w:val="000000"/>
           <w:sz w:val="24"/>
         </w:rPr>
-        <w:t>2. 观察入表：覆盖层次，边界情意六维回看</w:t>
+        <w:t>2. 观察入表：六维回看，覆盖层次情意对照</w:t>
       </w:r>
     </w:p>
     <w:p>
